--- a/assignments/식용작물학1_감자_결과보고서.docx
+++ b/assignments/식용작물학1_감자_결과보고서.docx
@@ -898,7 +898,7 @@
         <w:rPr>
           <w:b w:val="0"/>
         </w:rPr>
-        <w:t>재배면적이 크게 움직이는 이유는 면적이 농가의 작목 선택에 따라 달라지기 때문이라고 생각합니다. 실제로 2010년 감자 가격이 크게 떨어진 뒤 가을감자 주산지인 제주에서 당근, 무 등으로 작목을 바꾸는 사례가 많다는 보도가 있었고(경북매일신문, 2011), 이번 자료에서도 2011년 가을감자 면적은 전년보다 19.0% 줄었습니다. 다만 제주의 장기적인 면적 감소가 모두 이 때문이라고 단정할 근거는 없으므로, 이 부분은 추정으로 남겨 둡니다.</w:t>
+        <w:t>재배면적이 크게 움직이는 이유는 면적이 농가의 작목 선택에 따라 달라지기 때문이라고 생각합니다. 실제로 2011년 보도에서 농업관측센터 관계자는 “지난해 감자 가격이 급락함에 따라 가을 감자 주산지인 제주도에서 당근, 무 등으로 작목전환이 많이 이뤄지고 있다”고 밝혔고(경북매일신문, 2011.10.25), 이번 자료에서도 2011년 가을감자 면적은 전년보다 19.0% 줄었습니다. 다만 제주의 장기적인 면적 감소가 모두 이 때문이라고 단정할 근거는 없으므로, 이 부분은 추정으로 남겨 둡니다.</w:t>
       </w:r>
     </w:p>
     <w:p>
@@ -936,7 +936,7 @@
         <w:rPr>
           <w:b w:val="0"/>
         </w:rPr>
-        <w:t>둘째는 2017년입니다. 이 해 단수는 2,225kg/10a로 분석 기간 중 가장 낮았고, 전년보다 11.9% 줄었습니다. 재배면적은 4.7% 감소에 그쳤는데도 총생산량이 16.0% 줄었으므로, 2006년과 달리 단수가 주도한 감소였습니다. 일반봄감자 단수도 2,152kg/10a로 분석 기간 중 가장 낮았습니다. 2017년의 작황 부진으로 감자 생산이 줄었고 2018년 5월 감자 가격이 전년보다 86.2% 올랐다는 보도가 있습니다(비즈워치, 2018). 이후 2018년과 2019년에 재배면적이 각각 11.6%, 14.6% 늘어난 것은 가격 상승에 따른 재배 확대로 볼 수도 있지만, 이것은 추정입니다. 작황 부진의 구체적인 기상 원인도 이번에 확인하지 못했습니다.</w:t>
+        <w:t>둘째는 2017년입니다. 이 해 단수는 2,225kg/10a로 분석 기간 중 가장 낮았고, 전년보다 11.9% 줄었습니다. 재배면적은 4.7% 감소에 그쳤는데도 총생산량이 16.0% 줄었으므로, 2006년과 달리 단수가 주도한 감소였습니다. 일반봄감자 단수도 2,152kg/10a로 분석 기간 중 가장 낮았습니다. 2017년 작황 부진으로 생산이 줄었고 2018년에도 한파로 생산이 줄어 감자 가격이 올랐다는 보도가 있습니다(비즈워치, 2018.5.9). 보도는 2017년 생산량 감소율을 20.7%로 제시했는데, 이번 KOSIS 자료의 2017년 감소율(16.0%)과 차이가 있어 집계 기준이 다른 것으로 보입니다(추정). 이후 2018년과 2019년에 재배면적이 각각 11.6%, 14.6% 늘어난 것은 가격 상승에 따른 재배 확대로 볼 수도 있지만, 이것은 추정입니다. 작황 부진의 구체적인 기상 원인도 이번에 확인하지 못했습니다.</w:t>
       </w:r>
     </w:p>
     <w:p>
@@ -1003,7 +1003,7 @@
           <w:b w:val="0"/>
           <w:sz w:val="19"/>
         </w:rPr>
-        <w:t>경북매일신문(2011.10.25). 제주 가을감자 작목전환 관련 기사. https://kbmaeil.com/article/201110250017072</w:t>
+        <w:t>경북매일신문(2011.10.25). 감자 가격 급등… 생산량 줄어(윤경보 기자). https://kbmaeil.com/article/201110250017072</w:t>
       </w:r>
     </w:p>
     <w:p>
@@ -1017,7 +1017,7 @@
           <w:b w:val="0"/>
           <w:sz w:val="19"/>
         </w:rPr>
-        <w:t>비즈워치(2018.5.8). 감자 가격 급등 관련 기사. https://news.bizwatch.co.kr/article/consumer/2018/05/08/0011</w:t>
+        <w:t>비즈워치(2018.5.9). [핀셋]감자?금자!①감자전 한장 1만5000원 된 사연(정재웅 기자). https://news.bizwatch.co.kr/article/consumer/2018/05/08/0011</w:t>
       </w:r>
     </w:p>
     <w:sectPr>

--- a/assignments/식용작물학1_감자_결과보고서.docx
+++ b/assignments/식용작물학1_감자_결과보고서.docx
@@ -55,8 +55,8 @@
         <w:tblLook w:firstColumn="1" w:firstRow="1" w:lastColumn="0" w:lastRow="0" w:noHBand="0" w:noVBand="1" w:val="04A0"/>
       </w:tblPr>
       <w:tblGrid>
-        <w:gridCol w:w="4536"/>
-        <w:gridCol w:w="4536"/>
+        <w:gridCol w:w="4819"/>
+        <w:gridCol w:w="4819"/>
       </w:tblGrid>
       <w:tr>
         <w:tc>
@@ -219,7 +219,8 @@
     </w:p>
     <w:p>
       <w:pPr>
-        <w:spacing w:after="0" w:before="40"/>
+        <w:keepNext/>
+        <w:spacing w:after="40" w:before="120"/>
         <w:jc w:val="left"/>
       </w:pPr>
       <w:r>
@@ -240,12 +241,26 @@
         <w:rPr>
           <w:b w:val="0"/>
         </w:rPr>
-        <w:t>이번 과제에서는 학번 끝자리(3)에 따라 감자를 분석 작물로 정했습니다. 자료는 국가데이터처 KOSIS의 「농작물생산조사」 중 '서류생산량(생서)' 통계표에서 전국 값을 2026년 10월 10일에 내려받아 사용했습니다. 분석 기간은 2005년부터 2024년까지 20개 연도입니다. 2025년은 일반봄감자와 고랭지감자 값만 공표되어 있고 감자 합계가 '-'로 표시되어 있어, 확정된 연도로 보기 어렵다고 판단해 제외했습니다. 변수는 재배면적(ha), 단수(10a당 생산량, kg/10a), 총생산량(톤, 생서 기준)이며, Excel에서 시작연도 대비 변화율, 지수(2005년=100), 전년 대비 변화율을 모두 수식으로 계산했습니다.</w:t>
+        <w:t>이번 과제에서는 학번 끝자리(3)에 따라 감자를 분석 작물로 정했습니다. 자료는 국가데이터처 KOSIS의 「농작물생산조사」 중 '서류생산량(생서)' 통계표에서 전국 값을 2026년 10월 10일에 내려받아 사용했습니다. 분석 기간은 2005년부터 2024년까지 총 20개 연도입니다. 2025년은 일반봄감자와 고랭지감자 값만 공표되어 있고 감자 합계가 '-'로 표시되어 있어, 확정된 연도 자료로 보기 어렵다고 판단해 제외했습니다.</w:t>
       </w:r>
     </w:p>
     <w:p>
       <w:pPr>
-        <w:spacing w:after="40" w:before="80"/>
+        <w:spacing w:after="0" w:before="0"/>
+        <w:ind w:firstLine="220"/>
+        <w:jc w:val="both"/>
+      </w:pPr>
+      <w:r>
+        <w:rPr>
+          <w:b w:val="0"/>
+        </w:rPr>
+        <w:t>분석에 사용한 변수는 재배면적(ha), 단수(10a당 생산량, kg/10a), 총생산량(톤, 생서 기준)입니다. Excel을 활용해 시작연도 대비 변화율과 지수(2005년=100), 전년 대비 변화율을 각각 수식으로 계산했습니다.</w:t>
+      </w:r>
+    </w:p>
+    <w:p>
+      <w:pPr>
+        <w:keepNext/>
+        <w:spacing w:after="40" w:before="120"/>
         <w:jc w:val="left"/>
       </w:pPr>
       <w:r>
@@ -277,11 +292,11 @@
         <w:tblLook w:firstColumn="1" w:firstRow="1" w:lastColumn="0" w:lastRow="0" w:noHBand="0" w:noVBand="1" w:val="04A0"/>
       </w:tblPr>
       <w:tblGrid>
-        <w:gridCol w:w="1814"/>
-        <w:gridCol w:w="1814"/>
-        <w:gridCol w:w="1814"/>
-        <w:gridCol w:w="1814"/>
-        <w:gridCol w:w="1814"/>
+        <w:gridCol w:w="1928"/>
+        <w:gridCol w:w="1928"/>
+        <w:gridCol w:w="1928"/>
+        <w:gridCol w:w="1928"/>
+        <w:gridCol w:w="1928"/>
       </w:tblGrid>
       <w:tr>
         <w:tc>
@@ -674,7 +689,7 @@
     </w:tbl>
     <w:p>
       <w:pPr>
-        <w:spacing w:after="120" w:before="40" w:line="312" w:lineRule="auto"/>
+        <w:spacing w:after="0" w:before="40" w:line="312" w:lineRule="auto"/>
         <w:jc w:val="left"/>
       </w:pPr>
       <w:r>
@@ -682,7 +697,20 @@
           <w:b w:val="0"/>
           <w:sz w:val="18"/>
         </w:rPr>
-        <w:t>※ 전체 변화율(%) = (최종연도 값 − 시작연도 값) ÷ 시작연도 값 × 100 / 자료: 국가데이터처 KOSIS 「농작물생산조사」</w:t>
+        <w:t>※ 전체 변화율(%) = (최종연도 값 − 시작연도 값) ÷ 시작연도 값 × 100</w:t>
+      </w:r>
+    </w:p>
+    <w:p>
+      <w:pPr>
+        <w:spacing w:after="120" w:before="0" w:line="312" w:lineRule="auto"/>
+        <w:jc w:val="left"/>
+      </w:pPr>
+      <w:r>
+        <w:rPr>
+          <w:b w:val="0"/>
+          <w:sz w:val="18"/>
+        </w:rPr>
+        <w:t>자료: 국가데이터처 KOSIS 「농작물생산조사」</w:t>
       </w:r>
     </w:p>
     <w:tbl>
@@ -693,15 +721,16 @@
         <w:tblLook w:firstColumn="1" w:firstRow="1" w:lastColumn="0" w:lastRow="0" w:noHBand="0" w:noVBand="1" w:val="04A0"/>
       </w:tblPr>
       <w:tblGrid>
-        <w:gridCol w:w="9072"/>
+        <w:gridCol w:w="4819"/>
+        <w:gridCol w:w="4819"/>
       </w:tblGrid>
       <w:tr>
         <w:trPr>
-          <w:trHeight w:val="2835" w:hRule="exact"/>
+          <w:trHeight w:val="3118" w:hRule="exact"/>
         </w:trPr>
         <w:tc>
           <w:tcPr>
-            <w:tcW w:type="dxa" w:w="8504"/>
+            <w:tcW w:type="dxa" w:w="4819"/>
           </w:tcPr>
           <w:p>
             <w:pPr>
@@ -714,34 +743,13 @@
               </w:rPr>
               <w:t>[그래프 1. 연도별 재배면적 변화(ha)]</w:t>
               <w:br/>
-              <w:t>Excel '표 및 그래프' 시트의 그래프 1을 복사해 이 칸에 붙여 넣습니다.</w:t>
+              <w:t>Excel '표 및 그래프' 시트의 그래프 1을 복사해 붙여 넣습니다.</w:t>
             </w:r>
           </w:p>
         </w:tc>
-      </w:tr>
-    </w:tbl>
-    <w:p>
-      <w:pPr>
-        <w:spacing w:line="240" w:lineRule="auto"/>
-      </w:pPr>
-    </w:p>
-    <w:tbl>
-      <w:tblPr>
-        <w:tblStyle w:val="TableGrid"/>
-        <w:tblW w:type="auto" w:w="0"/>
-        <w:jc w:val="center"/>
-        <w:tblLook w:firstColumn="1" w:firstRow="1" w:lastColumn="0" w:lastRow="0" w:noHBand="0" w:noVBand="1" w:val="04A0"/>
-      </w:tblPr>
-      <w:tblGrid>
-        <w:gridCol w:w="9072"/>
-      </w:tblGrid>
-      <w:tr>
-        <w:trPr>
-          <w:trHeight w:val="2835" w:hRule="exact"/>
-        </w:trPr>
         <w:tc>
           <w:tcPr>
-            <w:tcW w:type="dxa" w:w="8504"/>
+            <w:tcW w:type="dxa" w:w="4819"/>
           </w:tcPr>
           <w:p>
             <w:pPr>
@@ -754,7 +762,7 @@
               </w:rPr>
               <w:t>[그래프 2. 연도별 단수(10a당 생산량) 변화(kg/10a)]</w:t>
               <w:br/>
-              <w:t>Excel '표 및 그래프' 시트의 그래프 2를 복사해 이 칸에 붙여 넣습니다.</w:t>
+              <w:t>Excel '표 및 그래프' 시트의 그래프 2를 복사해 붙여 넣습니다.</w:t>
             </w:r>
           </w:p>
         </w:tc>
@@ -762,7 +770,7 @@
     </w:tbl>
     <w:p>
       <w:pPr>
-        <w:spacing w:line="240" w:lineRule="auto"/>
+        <w:spacing w:line="192" w:lineRule="auto"/>
       </w:pPr>
     </w:p>
     <w:tbl>
@@ -773,15 +781,15 @@
         <w:tblLook w:firstColumn="1" w:firstRow="1" w:lastColumn="0" w:lastRow="0" w:noHBand="0" w:noVBand="1" w:val="04A0"/>
       </w:tblPr>
       <w:tblGrid>
-        <w:gridCol w:w="9072"/>
+        <w:gridCol w:w="9638"/>
       </w:tblGrid>
       <w:tr>
         <w:trPr>
-          <w:trHeight w:val="3118" w:hRule="exact"/>
+          <w:trHeight w:val="3402" w:hRule="exact"/>
         </w:trPr>
         <w:tc>
           <w:tcPr>
-            <w:tcW w:type="dxa" w:w="8504"/>
+            <w:tcW w:type="dxa" w:w="9638"/>
           </w:tcPr>
           <w:p>
             <w:pPr>
@@ -802,7 +810,8 @@
     </w:tbl>
     <w:p>
       <w:pPr>
-        <w:spacing w:after="40" w:before="160"/>
+        <w:keepNext/>
+        <w:spacing w:after="40" w:before="120"/>
         <w:jc w:val="left"/>
       </w:pPr>
       <w:r>
@@ -815,7 +824,8 @@
     </w:p>
     <w:p>
       <w:pPr>
-        <w:spacing w:after="0" w:before="0"/>
+        <w:keepNext/>
+        <w:spacing w:after="0" w:before="40"/>
         <w:jc w:val="left"/>
       </w:pPr>
       <w:r>
@@ -835,12 +845,26 @@
         <w:rPr>
           <w:b w:val="0"/>
         </w:rPr>
-        <w:t>감자 재배면적은 2005년 32,728ha에서 2024년 23,969ha로 8,759ha, 비율로는 26.8% 감소했습니다. 그래프 1을 보면 2006년과 2007년에 크게 줄어든 뒤, 이후에는 약 2만~2만 7천ha 사이에서 오르내렸고, 가장 적었던 해는 2022년(20,088ha)이었습니다. 지역별로 보면 제주특별자치도의 감자 면적이 6,174ha에서 1,803ha로 4,371ha 줄어, 전국 감소분의 약 절반을 차지했습니다.</w:t>
+        <w:t>감자 재배면적은 2005년 32,728ha에서 2024년 23,969ha로 8,759ha 감소했으며, 비율로는 26.8% 줄었습니다. 그래프 1을 보면 2006년과 2007년에 크게 감소한 이후에는 약 2만~2만 7천ha 사이에서 등락을 반복했고, 가장 적었던 해는 2022년(20,088ha)이었습니다.</w:t>
       </w:r>
     </w:p>
     <w:p>
       <w:pPr>
         <w:spacing w:after="0" w:before="0"/>
+        <w:ind w:firstLine="220"/>
+        <w:jc w:val="both"/>
+      </w:pPr>
+      <w:r>
+        <w:rPr>
+          <w:b w:val="0"/>
+        </w:rPr>
+        <w:t>지역별로 살펴보면 제주특별자치도의 감자 재배면적이 6,174ha에서 1,803ha로 4,371ha 감소해 전국 감소분의 약 절반을 차지했습니다. 따라서 전국 재배면적의 장기적인 감소에는 제주 지역의 면적 변화가 상당한 영향을 준 것으로 볼 수 있습니다.</w:t>
+      </w:r>
+    </w:p>
+    <w:p>
+      <w:pPr>
+        <w:keepNext/>
+        <w:spacing w:after="0" w:before="40"/>
         <w:jc w:val="left"/>
       </w:pPr>
       <w:r>
@@ -860,12 +884,26 @@
         <w:rPr>
           <w:b w:val="0"/>
         </w:rPr>
-        <w:t>단수는 2,732kg/10a에서 2,474kg/10a로 9.4% 감소했습니다. 다만 그래프 2처럼 해마다 2,225kg/10a(2017년)에서 2,943kg/10a(2008년) 사이를 오르내렸기 때문에, 꾸준히 줄었다기보다는 등락이 큰 편이었습니다. 총생산량은 894,215톤에서 593,017톤으로 301,198톤, 비율로는 33.7% 감소했으며, 가장 적었던 해는 2017년(466,755톤)이었습니다.</w:t>
+        <w:t>단수는 2,732kg/10a에서 2,474kg/10a로 9.4% 감소했습니다. 다만 그래프 2에서 확인할 수 있듯이 해마다 2,225kg/10a(2017년)에서 2,943kg/10a(2008년) 사이를 오르내렸습니다. 따라서 단수가 장기간에 걸쳐 꾸준히 감소했다기보다는 연도별 등락이 큰 편이었다고 볼 수 있습니다.</w:t>
       </w:r>
     </w:p>
     <w:p>
       <w:pPr>
         <w:spacing w:after="0" w:before="0"/>
+        <w:ind w:firstLine="220"/>
+        <w:jc w:val="both"/>
+      </w:pPr>
+      <w:r>
+        <w:rPr>
+          <w:b w:val="0"/>
+        </w:rPr>
+        <w:t>총생산량은 894,215톤에서 593,017톤으로 301,198톤 감소했으며, 비율로는 33.7% 줄었습니다. 가장 적었던 해는 2017년(466,755톤)이었습니다. 재배면적과 단수가 모두 감소한 가운데, 특히 일부 연도에는 단수의 큰 변화가 총생산량에 직접적인 영향을 준 것으로 나타났습니다.</w:t>
+      </w:r>
+    </w:p>
+    <w:p>
+      <w:pPr>
+        <w:keepNext/>
+        <w:spacing w:after="0" w:before="40"/>
         <w:jc w:val="left"/>
       </w:pPr>
       <w:r>
@@ -885,7 +923,7 @@
         <w:rPr>
           <w:b w:val="0"/>
         </w:rPr>
-        <w:t>총생산량은 재배면적과 단수를 곱한 값(톤 = ha × kg/10a ÷ 100)이므로, 두 지수를 곱하면 생산량 지수가 됩니다. 실제로 2024년 재배면적 지수 73.2와 단수 지수 90.6을 곱하면 생산량 지수 66.3과 일치합니다. 재배면적은 26.8% 줄었지만 단수는 9.4% 줄었으므로, 20년간 생산량 감소에는 재배면적 감소의 영향이 더 컸다고 판단했습니다. 그래프 3에서도 생산량 지수 선은 대부분의 해에 재배면적 지수 선과 같은 방향으로 움직였습니다. 다만 2017년처럼 면적보다 단수의 변화가 생산량을 좌우한 해도 있었습니다.</w:t>
+        <w:t>총생산량은 재배면적과 단수를 이용해 계산할 수 있으며, 두 지수를 곱하면 생산량 지수가 됩니다. 실제로 2024년 재배면적 지수 73.2와 단수 지수 90.6을 곱하면 약 66.3이 되어 생산량 지수와 일치합니다.</w:t>
       </w:r>
     </w:p>
     <w:p>
@@ -898,12 +936,39 @@
         <w:rPr>
           <w:b w:val="0"/>
         </w:rPr>
-        <w:t>재배면적이 크게 움직이는 이유는 면적이 농가의 작목 선택에 따라 달라지기 때문이라고 생각합니다. 실제로 2011년 보도에서 농업관측센터 관계자는 “지난해 감자 가격이 급락함에 따라 가을 감자 주산지인 제주도에서 당근, 무 등으로 작목전환이 많이 이뤄지고 있다”고 밝혔고(경북매일신문, 2011.10.25), 이번 자료에서도 2011년 가을감자 면적은 전년보다 19.0% 줄었습니다. 다만 제주의 장기적인 면적 감소가 모두 이 때문이라고 단정할 근거는 없으므로, 이 부분은 추정으로 남겨 둡니다.</w:t>
+        <w:t>재배면적은 26.8% 감소한 반면 단수는 9.4% 감소했습니다. 따라서 20년간의 생산량 감소에는 단수보다 재배면적 감소의 영향이 더 컸다고 판단했습니다. 그래프 3에서도 생산량 지수는 대부분의 연도에서 재배면적 지수와 비슷한 방향으로 움직였습니다. 그러나 2017년처럼 재배면적보다 단수의 변화가 생산량에 더 크게 작용한 해도 있었습니다.</w:t>
       </w:r>
     </w:p>
     <w:p>
       <w:pPr>
         <w:spacing w:after="0" w:before="0"/>
+        <w:ind w:firstLine="220"/>
+        <w:jc w:val="both"/>
+      </w:pPr>
+      <w:r>
+        <w:rPr>
+          <w:b w:val="0"/>
+        </w:rPr>
+        <w:t>재배면적이 크게 변하는 이유 중 하나는 농가의 작목 선택이라고 생각합니다. 실제로 2011년 보도에서 농업관측센터 관계자는 “지난해 감자 가격이 급락함에 따라 가을 감자 주산지인 제주도에서 당근, 무 등으로 작목전환이 많이 이뤄지고 있다”고 밝혔습니다(경북매일신문, 2011.10.25). 이번 자료에서도 2011년 가을감자 재배면적은 전년보다 19.0% 감소한 것으로 나타났습니다.</w:t>
+      </w:r>
+    </w:p>
+    <w:p>
+      <w:pPr>
+        <w:spacing w:after="0" w:before="0"/>
+        <w:ind w:firstLine="220"/>
+        <w:jc w:val="both"/>
+      </w:pPr>
+      <w:r>
+        <w:rPr>
+          <w:b w:val="0"/>
+        </w:rPr>
+        <w:t>다만 제주 지역의 장기적인 재배면적 감소가 모두 감자 가격 하락과 작목전환 때문이라고 단정할 근거는 부족합니다. 따라서 이 부분은 자료를 바탕으로 한 하나의 가능성으로 보고, 구체적인 원인은 추가적인 자료를 통해 확인할 필요가 있다고 판단했습니다.</w:t>
+      </w:r>
+    </w:p>
+    <w:p>
+      <w:pPr>
+        <w:keepNext/>
+        <w:spacing w:after="0" w:before="40"/>
         <w:jc w:val="left"/>
       </w:pPr>
       <w:r>
@@ -923,7 +988,7 @@
         <w:rPr>
           <w:b w:val="0"/>
         </w:rPr>
-        <w:t>첫째는 2006년입니다. 이 해 총생산량은 전년보다 29.4% 줄어 분석 기간 중 감소 폭이 가장 컸습니다. 재배면적이 26.8% 줄어든 반면 단수는 3.6% 감소에 그쳐, 생산량 감소의 대부분이 면적에서 나왔습니다. 작형별로는 일반봄감자 면적이 25.3%, 가을감자 면적이 39.5% 줄었습니다. 2005년이 분석 기간 중 재배면적이 가장 넓었던 해라는 점은 자료로 확인되지만, 2006년에 면적이 크게 줄어든 원인은 이번에 근거 자료를 찾지 못해 판단하지 않았습니다.</w:t>
+        <w:t>첫째는 2006년입니다. 이 해 총생산량은 전년보다 29.4% 감소해 분석 기간 중 감소 폭이 가장 컸습니다. 재배면적이 26.8% 감소한 반면 단수는 3.6% 감소하는 데 그쳤으므로, 생산량 감소의 대부분은 재배면적 감소에서 비롯된 것으로 볼 수 있습니다. 작형별로는 일반봄감자 재배면적이 25.3%, 가을감자 재배면적이 39.5% 감소했습니다.</w:t>
       </w:r>
     </w:p>
     <w:p>
@@ -936,12 +1001,52 @@
         <w:rPr>
           <w:b w:val="0"/>
         </w:rPr>
-        <w:t>둘째는 2017년입니다. 이 해 단수는 2,225kg/10a로 분석 기간 중 가장 낮았고, 전년보다 11.9% 줄었습니다. 재배면적은 4.7% 감소에 그쳤는데도 총생산량이 16.0% 줄었으므로, 2006년과 달리 단수가 주도한 감소였습니다. 일반봄감자 단수도 2,152kg/10a로 분석 기간 중 가장 낮았습니다. 2017년 작황 부진으로 생산이 줄었고 2018년에도 한파로 생산이 줄어 감자 가격이 올랐다는 보도가 있습니다(비즈워치, 2018.5.9). 보도는 2017년 생산량 감소율을 20.7%로 제시했는데, 이번 KOSIS 자료의 2017년 감소율(16.0%)과 차이가 있어 집계 기준이 다른 것으로 보입니다(추정). 이후 2018년과 2019년에 재배면적이 각각 11.6%, 14.6% 늘어난 것은 가격 상승에 따른 재배 확대로 볼 수도 있지만, 이것은 추정입니다. 작황 부진의 구체적인 기상 원인도 이번에 확인하지 못했습니다.</w:t>
+        <w:t>2005년이 분석 기간 중 재배면적이 가장 넓었던 해라는 점은 자료를 통해 확인할 수 있습니다. 그러나 2006년에 재배면적이 크게 감소한 구체적인 원인은 이번 분석에서 충분한 근거 자료를 찾지 못했으므로 별도로 판단하지 않았습니다.</w:t>
       </w:r>
     </w:p>
     <w:p>
       <w:pPr>
-        <w:spacing w:after="0" w:before="120"/>
+        <w:spacing w:after="0" w:before="0"/>
+        <w:ind w:firstLine="220"/>
+        <w:jc w:val="both"/>
+      </w:pPr>
+      <w:r>
+        <w:rPr>
+          <w:b w:val="0"/>
+        </w:rPr>
+        <w:t>둘째는 2017년입니다. 이 해 단수는 2,225kg/10a로 분석 기간 중 가장 낮았으며, 전년보다 11.9% 감소했습니다. 반면 재배면적은 4.7% 감소하는 데 그쳤습니다. 그 결과 총생산량은 16.0% 감소해, 2006년과 달리 단수 감소가 생산량 감소에 더 크게 작용한 것으로 나타났습니다.</w:t>
+      </w:r>
+    </w:p>
+    <w:p>
+      <w:pPr>
+        <w:spacing w:after="0" w:before="0"/>
+        <w:ind w:firstLine="220"/>
+        <w:jc w:val="both"/>
+      </w:pPr>
+      <w:r>
+        <w:rPr>
+          <w:b w:val="0"/>
+        </w:rPr>
+        <w:t>일반봄감자의 단수 역시 2,152kg/10a로 분석 기간 중 가장 낮았습니다. 2017년 작황 부진으로 생산량이 감소했고, 2018년에도 한파로 생산량이 줄면서 감자 가격이 상승했다는 보도가 있습니다(비즈워치, 2018.5.9). 다만 해당 보도에서는 2017년 생산량 감소율을 20.7%로 제시하고 있어 이번 KOSIS 자료에서 확인한 16.0%와 차이가 있습니다. 따라서 두 자료의 집계 기준이 서로 다른 것으로 추정됩니다.</w:t>
+      </w:r>
+    </w:p>
+    <w:p>
+      <w:pPr>
+        <w:spacing w:after="0" w:before="0"/>
+        <w:ind w:firstLine="220"/>
+        <w:jc w:val="both"/>
+      </w:pPr>
+      <w:r>
+        <w:rPr>
+          <w:b w:val="0"/>
+        </w:rPr>
+        <w:t>이후 2018년과 2019년에 재배면적이 각각 11.6%, 14.6% 증가한 것은 가격 상승에 따른 재배 확대와 관련이 있을 가능성이 있습니다. 그러나 이 역시 이번 자료만으로 원인을 단정하기는 어렵기 때문에 추정으로 남겨 두었습니다. 또한 2017년 작황 부진의 구체적인 기상 원인 역시 이번 분석에서는 확인하지 못했습니다.</w:t>
+      </w:r>
+    </w:p>
+    <w:p>
+      <w:pPr>
+        <w:keepNext/>
+        <w:spacing w:after="40" w:before="120"/>
         <w:jc w:val="left"/>
       </w:pPr>
       <w:r>
@@ -962,7 +1067,33 @@
         <w:rPr>
           <w:b w:val="0"/>
         </w:rPr>
-        <w:t>숫자 하나로만 보면 '감자 생산이 3분의 1 줄었다'는 결론에서 끝났을 것입니다. 그런데 생산량을 재배면적과 단수로 나누어 보니, 20년간의 감소는 주로 재배면적에서 나왔고 특정한 해에는 단수가 크게 흔들렸다는 점이 보였습니다. 창고에서 물량 데이터를 다루는 일을 하면서 전체 숫자보다 그것을 이루는 요소를 나눠 보는 것이 중요하다고 느껴 왔는데, 작물 통계에서도 같은 원리가 통한다는 것을 확인했습니다. 앞으로 감자 수급을 안정시키려면 단수를 높이는 기술만큼, 농가가 재배를 이어 갈 수 있도록 가격 변동을 줄이는 정책도 함께 필요하다고 생각합니다.</w:t>
+        <w:t>숫자만 놓고 보면 '감자 생산이 3분의 1 줄었다'는 결론에서 끝났을 것입니다. 그러나 생산량을 재배면적과 단수로 나누어 살펴보니, 20년간의 생산량 감소는 주로 재배면적에서 발생했고 특정 연도에는 단수의 변화가 생산량에 큰 영향을 주었다는 점을 확인할 수 있었습니다.</w:t>
+      </w:r>
+    </w:p>
+    <w:p>
+      <w:pPr>
+        <w:spacing w:after="0" w:before="0"/>
+        <w:ind w:firstLine="220"/>
+        <w:jc w:val="both"/>
+      </w:pPr>
+      <w:r>
+        <w:rPr>
+          <w:b w:val="0"/>
+        </w:rPr>
+        <w:t>창고에서 물량 데이터를 다루는 일을 하면서 전체 숫자만 보기보다 그 숫자를 이루는 요소를 나누어 살펴보는 것이 중요하다고 느껴 왔습니다. 이번 감자 통계를 분석하면서도 같은 방식으로 자료를 살펴볼 수 있었고, 단순한 생산량 변화만으로는 확인하기 어려운 부분을 재배면적과 단수로 나누어 볼 수 있었습니다.</w:t>
+      </w:r>
+    </w:p>
+    <w:p>
+      <w:pPr>
+        <w:spacing w:after="0" w:before="0"/>
+        <w:ind w:firstLine="220"/>
+        <w:jc w:val="both"/>
+      </w:pPr>
+      <w:r>
+        <w:rPr>
+          <w:b w:val="0"/>
+        </w:rPr>
+        <w:t>앞으로 감자 수급을 안정시키기 위해서는 단수를 높이는 재배기술뿐만 아니라 농가가 안정적으로 재배를 이어 갈 수 있도록 가격 변동을 줄이는 정책도 함께 필요하다고 생각합니다. 특히 생산량의 변화가 재배면적과 단수 중 어느 요인에서 비롯되었는지를 구분해 살펴보는 것이 감자 수급과 농가 경영을 이해하는 데 도움이 될 것으로 생각합니다.</w:t>
       </w:r>
     </w:p>
     <w:p>
@@ -989,7 +1120,7 @@
           <w:b w:val="0"/>
           <w:sz w:val="19"/>
         </w:rPr>
-        <w:t>국가데이터처, 「농작물생산조사」 통계표 '서류생산량(생서)', KOSIS 국가통계포털(kosis.kr), 2026.10.10 다운로드.</w:t>
+        <w:t>국가데이터처, 「농작물생산조사」 통계표 '서류생산량(생서)', KOSIS 국가통계포털(kosis.kr), 2026.10.10. 다운로드.</w:t>
       </w:r>
     </w:p>
     <w:p>
@@ -1003,7 +1134,7 @@
           <w:b w:val="0"/>
           <w:sz w:val="19"/>
         </w:rPr>
-        <w:t>경북매일신문(2011.10.25). 감자 가격 급등… 생산량 줄어(윤경보 기자). https://kbmaeil.com/article/201110250017072</w:t>
+        <w:t>경북매일신문(2011.10.25). 「감자 가격 급등… 생산량 줄어」(윤경보 기자). https://kbmaeil.com/article/201110250017072</w:t>
       </w:r>
     </w:p>
     <w:p>
@@ -1017,12 +1148,12 @@
           <w:b w:val="0"/>
           <w:sz w:val="19"/>
         </w:rPr>
-        <w:t>비즈워치(2018.5.9). [핀셋]감자?금자!①감자전 한장 1만5000원 된 사연(정재웅 기자). https://news.bizwatch.co.kr/article/consumer/2018/05/08/0011</w:t>
+        <w:t>비즈워치(2018.5.9). 「[핀셋] 감자?금자!① 감자전 한 장 1만5000원 된 사연」(정재웅 기자). https://news.bizwatch.co.kr/article/consumer/2018/05/08/0011</w:t>
       </w:r>
     </w:p>
     <w:sectPr>
       <w:pgSz w:w="11906" w:h="16838"/>
-      <w:pgMar w:top="1134" w:right="1417" w:bottom="850" w:left="1417" w:header="680" w:footer="680" w:gutter="0"/>
+      <w:pgMar w:top="1134" w:right="1134" w:bottom="850" w:left="1134" w:header="680" w:footer="680" w:gutter="0"/>
       <w:cols w:space="720"/>
       <w:docGrid w:linePitch="360"/>
     </w:sectPr>

--- a/assignments/식용작물학1_감자_결과보고서.docx
+++ b/assignments/식용작물학1_감자_결과보고서.docx
@@ -923,7 +923,7 @@
         <w:rPr>
           <w:b w:val="0"/>
         </w:rPr>
-        <w:t>총생산량은 재배면적과 단수를 이용해 계산할 수 있으며, 두 지수를 곱하면 생산량 지수가 됩니다. 실제로 2024년 재배면적 지수 73.2와 단수 지수 90.6을 곱하면 약 66.3이 되어 생산량 지수와 일치합니다.</w:t>
+        <w:t>총생산량은 재배면적과 단수를 이용해 계산할 수 있으며, 두 지수를 곱한 뒤 100으로 나누면 생산량 지수가 됩니다. 실제로 2024년 재배면적 지수 73.2와 단수 지수 90.6을 곱한 뒤 100으로 나누면 약 66.3이 되어 생산량 지수와 일치합니다.</w:t>
       </w:r>
     </w:p>
     <w:p>

--- a/assignments/식용작물학1_감자_결과보고서.docx
+++ b/assignments/식용작물학1_감자_결과보고서.docx
@@ -715,7 +715,6 @@
     </w:p>
     <w:tbl>
       <w:tblPr>
-        <w:tblStyle w:val="TableGrid"/>
         <w:tblW w:type="auto" w:w="0"/>
         <w:jc w:val="center"/>
         <w:tblLook w:firstColumn="1" w:firstRow="1" w:lastColumn="0" w:lastRow="0" w:noHBand="0" w:noVBand="1" w:val="04A0"/>
@@ -725,25 +724,29 @@
         <w:gridCol w:w="4819"/>
       </w:tblGrid>
       <w:tr>
-        <w:trPr>
-          <w:trHeight w:val="3118" w:hRule="exact"/>
-        </w:trPr>
         <w:tc>
           <w:tcPr>
             <w:tcW w:type="dxa" w:w="4819"/>
           </w:tcPr>
           <w:p>
             <w:pPr>
-              <w:spacing w:line="276" w:lineRule="auto"/>
+              <w:spacing w:line="240" w:lineRule="auto"/>
               <w:jc w:val="center"/>
             </w:pPr>
             <w:r>
-              <w:rPr>
-                <w:sz w:val="18"/>
-              </w:rPr>
-              <w:t>[그래프 1. 연도별 재배면적 변화(ha)]</w:t>
-              <w:br/>
-              <w:t>Excel '표 및 그래프' 시트의 그래프 1을 복사해 붙여 넣습니다.</w:t>
+              <w:drawing xmlns:a="http://schemas.openxmlformats.org/drawingml/2006/main" xmlns:c="http://schemas.openxmlformats.org/drawingml/2006/chart">
+                <wp:inline distT="0" distB="0" distL="0" distR="0">
+                  <wp:extent cx="2988000" cy="1980000"/>
+                  <wp:effectExtent l="0" t="0" r="0" b="0"/>
+                  <wp:docPr id="1001" name="Chart 1"/>
+                  <wp:cNvGraphicFramePr/>
+                  <a:graphic>
+                    <a:graphicData uri="http://schemas.openxmlformats.org/drawingml/2006/chart">
+                      <c:chart r:id="rId9"/>
+                    </a:graphicData>
+                  </a:graphic>
+                </wp:inline>
+              </w:drawing>
             </w:r>
           </w:p>
         </w:tc>
@@ -753,16 +756,23 @@
           </w:tcPr>
           <w:p>
             <w:pPr>
-              <w:spacing w:line="276" w:lineRule="auto"/>
+              <w:spacing w:line="240" w:lineRule="auto"/>
               <w:jc w:val="center"/>
             </w:pPr>
             <w:r>
-              <w:rPr>
-                <w:sz w:val="18"/>
-              </w:rPr>
-              <w:t>[그래프 2. 연도별 단수(10a당 생산량) 변화(kg/10a)]</w:t>
-              <w:br/>
-              <w:t>Excel '표 및 그래프' 시트의 그래프 2를 복사해 붙여 넣습니다.</w:t>
+              <w:drawing xmlns:a="http://schemas.openxmlformats.org/drawingml/2006/main" xmlns:c="http://schemas.openxmlformats.org/drawingml/2006/chart">
+                <wp:inline distT="0" distB="0" distL="0" distR="0">
+                  <wp:extent cx="2988000" cy="1980000"/>
+                  <wp:effectExtent l="0" t="0" r="0" b="0"/>
+                  <wp:docPr id="1002" name="Chart 2"/>
+                  <wp:cNvGraphicFramePr/>
+                  <a:graphic>
+                    <a:graphicData uri="http://schemas.openxmlformats.org/drawingml/2006/chart">
+                      <c:chart r:id="rId10"/>
+                    </a:graphicData>
+                  </a:graphic>
+                </wp:inline>
+              </w:drawing>
             </w:r>
           </w:p>
         </w:tc>
@@ -770,44 +780,25 @@
     </w:tbl>
     <w:p>
       <w:pPr>
-        <w:spacing w:line="192" w:lineRule="auto"/>
+        <w:spacing w:line="240" w:lineRule="auto" w:before="80"/>
+        <w:jc w:val="center"/>
       </w:pPr>
+      <w:r>
+        <w:drawing xmlns:a="http://schemas.openxmlformats.org/drawingml/2006/main" xmlns:c="http://schemas.openxmlformats.org/drawingml/2006/chart">
+          <wp:inline distT="0" distB="0" distL="0" distR="0">
+            <wp:extent cx="5940000" cy="2232000"/>
+            <wp:effectExtent l="0" t="0" r="0" b="0"/>
+            <wp:docPr id="1003" name="Chart 3"/>
+            <wp:cNvGraphicFramePr/>
+            <a:graphic>
+              <a:graphicData uri="http://schemas.openxmlformats.org/drawingml/2006/chart">
+                <c:chart r:id="rId11"/>
+              </a:graphicData>
+            </a:graphic>
+          </wp:inline>
+        </w:drawing>
+      </w:r>
     </w:p>
-    <w:tbl>
-      <w:tblPr>
-        <w:tblStyle w:val="TableGrid"/>
-        <w:tblW w:type="auto" w:w="0"/>
-        <w:jc w:val="center"/>
-        <w:tblLook w:firstColumn="1" w:firstRow="1" w:lastColumn="0" w:lastRow="0" w:noHBand="0" w:noVBand="1" w:val="04A0"/>
-      </w:tblPr>
-      <w:tblGrid>
-        <w:gridCol w:w="9638"/>
-      </w:tblGrid>
-      <w:tr>
-        <w:trPr>
-          <w:trHeight w:val="3402" w:hRule="exact"/>
-        </w:trPr>
-        <w:tc>
-          <w:tcPr>
-            <w:tcW w:type="dxa" w:w="9638"/>
-          </w:tcPr>
-          <w:p>
-            <w:pPr>
-              <w:spacing w:line="276" w:lineRule="auto"/>
-              <w:jc w:val="center"/>
-            </w:pPr>
-            <w:r>
-              <w:rPr>
-                <w:sz w:val="18"/>
-              </w:rPr>
-              <w:t>[그래프 3. 재배면적·단수·생산량 지수 변화(2005=100)]</w:t>
-              <w:br/>
-              <w:t>Excel '표 및 그래프' 시트의 그래프 3을 복사해 이 칸에 붙여 넣습니다.</w:t>
-            </w:r>
-          </w:p>
-        </w:tc>
-      </w:tr>
-    </w:tbl>
     <w:p>
       <w:pPr>
         <w:keepNext/>
@@ -25019,6 +25010,1363 @@
 </w:styles>
 </file>
 
+<file path=word/charts/chart1.xml><?xml version="1.0" encoding="utf-8"?>
+<c:chartSpace xmlns:c="http://schemas.openxmlformats.org/drawingml/2006/chart" xmlns:a="http://schemas.openxmlformats.org/drawingml/2006/main" xmlns:r="http://schemas.openxmlformats.org/officeDocument/2006/relationships">
+  <c:roundedCorners val="0"/>
+  <c:chart>
+    <c:title>
+      <c:tx>
+        <c:rich>
+          <a:bodyPr/>
+          <a:lstStyle/>
+          <a:p>
+            <a:pPr>
+              <a:defRPr sz="900" b="1"/>
+            </a:pPr>
+            <a:r>
+              <a:rPr lang="ko-KR" sz="900" b="1">
+                <a:latin typeface="맑은 고딕"/>
+                <a:ea typeface="맑은 고딕"/>
+              </a:rPr>
+              <a:t>그래프 1. 연도별 재배면적 변화</a:t>
+            </a:r>
+          </a:p>
+        </c:rich>
+      </c:tx>
+      <c:overlay val="0"/>
+    </c:title>
+    <c:autoTitleDeleted val="0"/>
+    <c:plotArea>
+      <c:layout/>
+      <c:lineChart>
+        <c:grouping val="standard"/>
+        <c:varyColors val="0"/>
+        <c:ser>
+          <c:idx val="0"/>
+          <c:order val="0"/>
+          <c:tx>
+            <c:strRef>
+              <c:f>Sheet1!$B$1</c:f>
+              <c:strCache>
+                <c:ptCount val="1"/>
+                <c:pt idx="0">
+                  <c:v>재배면적(ha)</c:v>
+                </c:pt>
+              </c:strCache>
+            </c:strRef>
+          </c:tx>
+          <c:spPr>
+            <a:ln w="19050">
+              <a:solidFill>
+                <a:srgbClr val="2E5C8A"/>
+              </a:solidFill>
+            </a:ln>
+          </c:spPr>
+          <c:marker>
+            <c:symbol val="circle"/>
+            <c:size val="4"/>
+            <c:spPr>
+              <a:solidFill>
+                <a:srgbClr val="2E5C8A"/>
+              </a:solidFill>
+              <a:ln>
+                <a:solidFill>
+                  <a:srgbClr val="2E5C8A"/>
+                </a:solidFill>
+              </a:ln>
+            </c:spPr>
+          </c:marker>
+          <c:cat>
+            <c:numRef>
+              <c:f>Sheet1!$A$2:$A$21</c:f>
+              <c:numCache>
+                <c:formatCode>General</c:formatCode>
+                <c:ptCount val="20"/>
+                <c:pt idx="0">
+                  <c:v>2005</c:v>
+                </c:pt>
+                <c:pt idx="1">
+                  <c:v>2006</c:v>
+                </c:pt>
+                <c:pt idx="2">
+                  <c:v>2007</c:v>
+                </c:pt>
+                <c:pt idx="3">
+                  <c:v>2008</c:v>
+                </c:pt>
+                <c:pt idx="4">
+                  <c:v>2009</c:v>
+                </c:pt>
+                <c:pt idx="5">
+                  <c:v>2010</c:v>
+                </c:pt>
+                <c:pt idx="6">
+                  <c:v>2011</c:v>
+                </c:pt>
+                <c:pt idx="7">
+                  <c:v>2012</c:v>
+                </c:pt>
+                <c:pt idx="8">
+                  <c:v>2013</c:v>
+                </c:pt>
+                <c:pt idx="9">
+                  <c:v>2014</c:v>
+                </c:pt>
+                <c:pt idx="10">
+                  <c:v>2015</c:v>
+                </c:pt>
+                <c:pt idx="11">
+                  <c:v>2016</c:v>
+                </c:pt>
+                <c:pt idx="12">
+                  <c:v>2017</c:v>
+                </c:pt>
+                <c:pt idx="13">
+                  <c:v>2018</c:v>
+                </c:pt>
+                <c:pt idx="14">
+                  <c:v>2019</c:v>
+                </c:pt>
+                <c:pt idx="15">
+                  <c:v>2020</c:v>
+                </c:pt>
+                <c:pt idx="16">
+                  <c:v>2021</c:v>
+                </c:pt>
+                <c:pt idx="17">
+                  <c:v>2022</c:v>
+                </c:pt>
+                <c:pt idx="18">
+                  <c:v>2023</c:v>
+                </c:pt>
+                <c:pt idx="19">
+                  <c:v>2024</c:v>
+                </c:pt>
+              </c:numCache>
+            </c:numRef>
+          </c:cat>
+          <c:val>
+            <c:numRef>
+              <c:f>Sheet1!$B$2:$B$21</c:f>
+              <c:numCache>
+                <c:formatCode>General</c:formatCode>
+                <c:ptCount val="20"/>
+                <c:pt idx="0">
+                  <c:v>32728</c:v>
+                </c:pt>
+                <c:pt idx="1">
+                  <c:v>23957</c:v>
+                </c:pt>
+                <c:pt idx="2">
+                  <c:v>20421</c:v>
+                </c:pt>
+                <c:pt idx="3">
+                  <c:v>20540</c:v>
+                </c:pt>
+                <c:pt idx="4">
+                  <c:v>21396</c:v>
+                </c:pt>
+                <c:pt idx="5">
+                  <c:v>24913</c:v>
+                </c:pt>
+                <c:pt idx="6">
+                  <c:v>26804</c:v>
+                </c:pt>
+                <c:pt idx="7">
+                  <c:v>24930</c:v>
+                </c:pt>
+                <c:pt idx="8">
+                  <c:v>27430</c:v>
+                </c:pt>
+                <c:pt idx="9">
+                  <c:v>21472</c:v>
+                </c:pt>
+                <c:pt idx="10">
+                  <c:v>20234</c:v>
+                </c:pt>
+                <c:pt idx="11">
+                  <c:v>22000</c:v>
+                </c:pt>
+                <c:pt idx="12">
+                  <c:v>20974</c:v>
+                </c:pt>
+                <c:pt idx="13">
+                  <c:v>23402</c:v>
+                </c:pt>
+                <c:pt idx="14">
+                  <c:v>26829</c:v>
+                </c:pt>
+                <c:pt idx="15">
+                  <c:v>23599</c:v>
+                </c:pt>
+                <c:pt idx="16">
+                  <c:v>21745</c:v>
+                </c:pt>
+                <c:pt idx="17">
+                  <c:v>20088</c:v>
+                </c:pt>
+                <c:pt idx="18">
+                  <c:v>22525</c:v>
+                </c:pt>
+                <c:pt idx="19">
+                  <c:v>23969</c:v>
+                </c:pt>
+              </c:numCache>
+            </c:numRef>
+          </c:val>
+          <c:smooth val="0"/>
+        </c:ser>
+        <c:marker val="1"/>
+        <c:axId val="50010001"/>
+        <c:axId val="50010002"/>
+      </c:lineChart>
+      <c:catAx>
+        <c:axId val="50010001"/>
+        <c:scaling>
+          <c:orientation val="minMax"/>
+        </c:scaling>
+        <c:delete val="0"/>
+        <c:axPos val="b"/>
+        <c:title>
+          <c:tx>
+            <c:rich>
+              <a:bodyPr/>
+              <a:lstStyle/>
+              <a:p>
+                <a:pPr>
+                  <a:defRPr sz="800" b="0"/>
+                </a:pPr>
+                <a:r>
+                  <a:rPr lang="ko-KR" sz="800" b="0">
+                    <a:latin typeface="맑은 고딕"/>
+                    <a:ea typeface="맑은 고딕"/>
+                  </a:rPr>
+                  <a:t>연도</a:t>
+                </a:r>
+              </a:p>
+            </c:rich>
+          </c:tx>
+          <c:overlay val="0"/>
+        </c:title>
+        <c:numFmt formatCode="General" sourceLinked="1"/>
+        <c:majorTickMark val="out"/>
+        <c:minorTickMark val="none"/>
+        <c:tickLblPos val="nextTo"/>
+        <c:txPr>
+          <a:bodyPr/>
+          <a:lstStyle/>
+          <a:p>
+            <a:pPr>
+              <a:defRPr sz="800">
+                <a:latin typeface="맑은 고딕"/>
+                <a:ea typeface="맑은 고딕"/>
+              </a:defRPr>
+            </a:pPr>
+            <a:endParaRPr lang="ko-KR"/>
+          </a:p>
+        </c:txPr>
+        <c:crossAx val="50010002"/>
+        <c:crosses val="autoZero"/>
+        <c:auto val="1"/>
+        <c:lblAlgn val="ctr"/>
+        <c:lblOffset val="100"/>
+        <c:noMultiLvlLbl val="0"/>
+      </c:catAx>
+      <c:valAx>
+        <c:axId val="50010002"/>
+        <c:scaling>
+          <c:orientation val="minMax"/>
+        </c:scaling>
+        <c:delete val="0"/>
+        <c:axPos val="l"/>
+        <c:majorGridlines>
+          <c:spPr>
+            <a:ln w="6350">
+              <a:solidFill>
+                <a:srgbClr val="D9D9D9"/>
+              </a:solidFill>
+            </a:ln>
+          </c:spPr>
+        </c:majorGridlines>
+        <c:title>
+          <c:tx>
+            <c:rich>
+              <a:bodyPr rot="-5400000" vert="horz"/>
+              <a:lstStyle/>
+              <a:p>
+                <a:pPr>
+                  <a:defRPr sz="800" b="0"/>
+                </a:pPr>
+                <a:r>
+                  <a:rPr lang="ko-KR" sz="800" b="0">
+                    <a:latin typeface="맑은 고딕"/>
+                    <a:ea typeface="맑은 고딕"/>
+                  </a:rPr>
+                  <a:t>재배면적(ha)</a:t>
+                </a:r>
+              </a:p>
+            </c:rich>
+          </c:tx>
+          <c:overlay val="0"/>
+        </c:title>
+        <c:numFmt formatCode="#,##0" sourceLinked="0"/>
+        <c:majorTickMark val="out"/>
+        <c:minorTickMark val="none"/>
+        <c:tickLblPos val="nextTo"/>
+        <c:txPr>
+          <a:bodyPr/>
+          <a:lstStyle/>
+          <a:p>
+            <a:pPr>
+              <a:defRPr sz="800">
+                <a:latin typeface="맑은 고딕"/>
+                <a:ea typeface="맑은 고딕"/>
+              </a:defRPr>
+            </a:pPr>
+            <a:endParaRPr lang="ko-KR"/>
+          </a:p>
+        </c:txPr>
+        <c:crossAx val="50010001"/>
+        <c:crosses val="autoZero"/>
+        <c:crossBetween val="between"/>
+      </c:valAx>
+    </c:plotArea>
+    <c:plotVisOnly val="1"/>
+    <c:dispBlanksAs val="gap"/>
+  </c:chart>
+  <c:externalData r:id="rId1">
+    <c:autoUpdate val="0"/>
+  </c:externalData>
+</c:chartSpace>
+</file>
+
+<file path=word/charts/chart2.xml><?xml version="1.0" encoding="utf-8"?>
+<c:chartSpace xmlns:c="http://schemas.openxmlformats.org/drawingml/2006/chart" xmlns:a="http://schemas.openxmlformats.org/drawingml/2006/main" xmlns:r="http://schemas.openxmlformats.org/officeDocument/2006/relationships">
+  <c:roundedCorners val="0"/>
+  <c:chart>
+    <c:title>
+      <c:tx>
+        <c:rich>
+          <a:bodyPr/>
+          <a:lstStyle/>
+          <a:p>
+            <a:pPr>
+              <a:defRPr sz="900" b="1"/>
+            </a:pPr>
+            <a:r>
+              <a:rPr lang="ko-KR" sz="900" b="1">
+                <a:latin typeface="맑은 고딕"/>
+                <a:ea typeface="맑은 고딕"/>
+              </a:rPr>
+              <a:t>그래프 2. 연도별 단수(10a당 생산량) 변화</a:t>
+            </a:r>
+          </a:p>
+        </c:rich>
+      </c:tx>
+      <c:overlay val="0"/>
+    </c:title>
+    <c:autoTitleDeleted val="0"/>
+    <c:plotArea>
+      <c:layout/>
+      <c:lineChart>
+        <c:grouping val="standard"/>
+        <c:varyColors val="0"/>
+        <c:ser>
+          <c:idx val="0"/>
+          <c:order val="0"/>
+          <c:tx>
+            <c:strRef>
+              <c:f>Sheet1!$B$1</c:f>
+              <c:strCache>
+                <c:ptCount val="1"/>
+                <c:pt idx="0">
+                  <c:v>단수(kg/10a)</c:v>
+                </c:pt>
+              </c:strCache>
+            </c:strRef>
+          </c:tx>
+          <c:spPr>
+            <a:ln w="19050">
+              <a:solidFill>
+                <a:srgbClr val="2E5C8A"/>
+              </a:solidFill>
+            </a:ln>
+          </c:spPr>
+          <c:marker>
+            <c:symbol val="circle"/>
+            <c:size val="4"/>
+            <c:spPr>
+              <a:solidFill>
+                <a:srgbClr val="2E5C8A"/>
+              </a:solidFill>
+              <a:ln>
+                <a:solidFill>
+                  <a:srgbClr val="2E5C8A"/>
+                </a:solidFill>
+              </a:ln>
+            </c:spPr>
+          </c:marker>
+          <c:cat>
+            <c:numRef>
+              <c:f>Sheet1!$A$2:$A$21</c:f>
+              <c:numCache>
+                <c:formatCode>General</c:formatCode>
+                <c:ptCount val="20"/>
+                <c:pt idx="0">
+                  <c:v>2005</c:v>
+                </c:pt>
+                <c:pt idx="1">
+                  <c:v>2006</c:v>
+                </c:pt>
+                <c:pt idx="2">
+                  <c:v>2007</c:v>
+                </c:pt>
+                <c:pt idx="3">
+                  <c:v>2008</c:v>
+                </c:pt>
+                <c:pt idx="4">
+                  <c:v>2009</c:v>
+                </c:pt>
+                <c:pt idx="5">
+                  <c:v>2010</c:v>
+                </c:pt>
+                <c:pt idx="6">
+                  <c:v>2011</c:v>
+                </c:pt>
+                <c:pt idx="7">
+                  <c:v>2012</c:v>
+                </c:pt>
+                <c:pt idx="8">
+                  <c:v>2013</c:v>
+                </c:pt>
+                <c:pt idx="9">
+                  <c:v>2014</c:v>
+                </c:pt>
+                <c:pt idx="10">
+                  <c:v>2015</c:v>
+                </c:pt>
+                <c:pt idx="11">
+                  <c:v>2016</c:v>
+                </c:pt>
+                <c:pt idx="12">
+                  <c:v>2017</c:v>
+                </c:pt>
+                <c:pt idx="13">
+                  <c:v>2018</c:v>
+                </c:pt>
+                <c:pt idx="14">
+                  <c:v>2019</c:v>
+                </c:pt>
+                <c:pt idx="15">
+                  <c:v>2020</c:v>
+                </c:pt>
+                <c:pt idx="16">
+                  <c:v>2021</c:v>
+                </c:pt>
+                <c:pt idx="17">
+                  <c:v>2022</c:v>
+                </c:pt>
+                <c:pt idx="18">
+                  <c:v>2023</c:v>
+                </c:pt>
+                <c:pt idx="19">
+                  <c:v>2024</c:v>
+                </c:pt>
+              </c:numCache>
+            </c:numRef>
+          </c:cat>
+          <c:val>
+            <c:numRef>
+              <c:f>Sheet1!$B$2:$B$21</c:f>
+              <c:numCache>
+                <c:formatCode>General</c:formatCode>
+                <c:ptCount val="20"/>
+                <c:pt idx="0">
+                  <c:v>2732</c:v>
+                </c:pt>
+                <c:pt idx="1">
+                  <c:v>2634</c:v>
+                </c:pt>
+                <c:pt idx="2">
+                  <c:v>2813</c:v>
+                </c:pt>
+                <c:pt idx="3">
+                  <c:v>2943</c:v>
+                </c:pt>
+                <c:pt idx="4">
+                  <c:v>2762</c:v>
+                </c:pt>
+                <c:pt idx="5">
+                  <c:v>2475</c:v>
+                </c:pt>
+                <c:pt idx="6">
+                  <c:v>2321</c:v>
+                </c:pt>
+                <c:pt idx="7">
+                  <c:v>2437</c:v>
+                </c:pt>
+                <c:pt idx="8">
+                  <c:v>2652</c:v>
+                </c:pt>
+                <c:pt idx="9">
+                  <c:v>2750</c:v>
+                </c:pt>
+                <c:pt idx="10">
+                  <c:v>2658</c:v>
+                </c:pt>
+                <c:pt idx="11">
+                  <c:v>2526</c:v>
+                </c:pt>
+                <c:pt idx="12">
+                  <c:v>2225</c:v>
+                </c:pt>
+                <c:pt idx="13">
+                  <c:v>2342</c:v>
+                </c:pt>
+                <c:pt idx="14">
+                  <c:v>2573</c:v>
+                </c:pt>
+                <c:pt idx="15">
+                  <c:v>2344</c:v>
+                </c:pt>
+                <c:pt idx="16">
+                  <c:v>2552</c:v>
+                </c:pt>
+                <c:pt idx="17">
+                  <c:v>2392</c:v>
+                </c:pt>
+                <c:pt idx="18">
+                  <c:v>2443</c:v>
+                </c:pt>
+                <c:pt idx="19">
+                  <c:v>2474</c:v>
+                </c:pt>
+              </c:numCache>
+            </c:numRef>
+          </c:val>
+          <c:smooth val="0"/>
+        </c:ser>
+        <c:marker val="1"/>
+        <c:axId val="50010001"/>
+        <c:axId val="50010002"/>
+      </c:lineChart>
+      <c:catAx>
+        <c:axId val="50010001"/>
+        <c:scaling>
+          <c:orientation val="minMax"/>
+        </c:scaling>
+        <c:delete val="0"/>
+        <c:axPos val="b"/>
+        <c:title>
+          <c:tx>
+            <c:rich>
+              <a:bodyPr/>
+              <a:lstStyle/>
+              <a:p>
+                <a:pPr>
+                  <a:defRPr sz="800" b="0"/>
+                </a:pPr>
+                <a:r>
+                  <a:rPr lang="ko-KR" sz="800" b="0">
+                    <a:latin typeface="맑은 고딕"/>
+                    <a:ea typeface="맑은 고딕"/>
+                  </a:rPr>
+                  <a:t>연도</a:t>
+                </a:r>
+              </a:p>
+            </c:rich>
+          </c:tx>
+          <c:overlay val="0"/>
+        </c:title>
+        <c:numFmt formatCode="General" sourceLinked="1"/>
+        <c:majorTickMark val="out"/>
+        <c:minorTickMark val="none"/>
+        <c:tickLblPos val="nextTo"/>
+        <c:txPr>
+          <a:bodyPr/>
+          <a:lstStyle/>
+          <a:p>
+            <a:pPr>
+              <a:defRPr sz="800">
+                <a:latin typeface="맑은 고딕"/>
+                <a:ea typeface="맑은 고딕"/>
+              </a:defRPr>
+            </a:pPr>
+            <a:endParaRPr lang="ko-KR"/>
+          </a:p>
+        </c:txPr>
+        <c:crossAx val="50010002"/>
+        <c:crosses val="autoZero"/>
+        <c:auto val="1"/>
+        <c:lblAlgn val="ctr"/>
+        <c:lblOffset val="100"/>
+        <c:noMultiLvlLbl val="0"/>
+      </c:catAx>
+      <c:valAx>
+        <c:axId val="50010002"/>
+        <c:scaling>
+          <c:orientation val="minMax"/>
+        </c:scaling>
+        <c:delete val="0"/>
+        <c:axPos val="l"/>
+        <c:majorGridlines>
+          <c:spPr>
+            <a:ln w="6350">
+              <a:solidFill>
+                <a:srgbClr val="D9D9D9"/>
+              </a:solidFill>
+            </a:ln>
+          </c:spPr>
+        </c:majorGridlines>
+        <c:title>
+          <c:tx>
+            <c:rich>
+              <a:bodyPr rot="-5400000" vert="horz"/>
+              <a:lstStyle/>
+              <a:p>
+                <a:pPr>
+                  <a:defRPr sz="800" b="0"/>
+                </a:pPr>
+                <a:r>
+                  <a:rPr lang="ko-KR" sz="800" b="0">
+                    <a:latin typeface="맑은 고딕"/>
+                    <a:ea typeface="맑은 고딕"/>
+                  </a:rPr>
+                  <a:t>단수(kg/10a)</a:t>
+                </a:r>
+              </a:p>
+            </c:rich>
+          </c:tx>
+          <c:overlay val="0"/>
+        </c:title>
+        <c:numFmt formatCode="#,##0" sourceLinked="0"/>
+        <c:majorTickMark val="out"/>
+        <c:minorTickMark val="none"/>
+        <c:tickLblPos val="nextTo"/>
+        <c:txPr>
+          <a:bodyPr/>
+          <a:lstStyle/>
+          <a:p>
+            <a:pPr>
+              <a:defRPr sz="800">
+                <a:latin typeface="맑은 고딕"/>
+                <a:ea typeface="맑은 고딕"/>
+              </a:defRPr>
+            </a:pPr>
+            <a:endParaRPr lang="ko-KR"/>
+          </a:p>
+        </c:txPr>
+        <c:crossAx val="50010001"/>
+        <c:crosses val="autoZero"/>
+        <c:crossBetween val="between"/>
+      </c:valAx>
+    </c:plotArea>
+    <c:plotVisOnly val="1"/>
+    <c:dispBlanksAs val="gap"/>
+  </c:chart>
+  <c:externalData r:id="rId1">
+    <c:autoUpdate val="0"/>
+  </c:externalData>
+</c:chartSpace>
+</file>
+
+<file path=word/charts/chart3.xml><?xml version="1.0" encoding="utf-8"?>
+<c:chartSpace xmlns:c="http://schemas.openxmlformats.org/drawingml/2006/chart" xmlns:a="http://schemas.openxmlformats.org/drawingml/2006/main" xmlns:r="http://schemas.openxmlformats.org/officeDocument/2006/relationships">
+  <c:roundedCorners val="0"/>
+  <c:chart>
+    <c:title>
+      <c:tx>
+        <c:rich>
+          <a:bodyPr/>
+          <a:lstStyle/>
+          <a:p>
+            <a:pPr>
+              <a:defRPr sz="1000" b="1"/>
+            </a:pPr>
+            <a:r>
+              <a:rPr lang="ko-KR" sz="1000" b="1">
+                <a:latin typeface="맑은 고딕"/>
+                <a:ea typeface="맑은 고딕"/>
+              </a:rPr>
+              <a:t>그래프 3. 재배면적·단수·생산량 지수 변화(2005=100)</a:t>
+            </a:r>
+          </a:p>
+        </c:rich>
+      </c:tx>
+      <c:overlay val="0"/>
+    </c:title>
+    <c:autoTitleDeleted val="0"/>
+    <c:plotArea>
+      <c:layout/>
+      <c:lineChart>
+        <c:grouping val="standard"/>
+        <c:varyColors val="0"/>
+        <c:ser>
+          <c:idx val="0"/>
+          <c:order val="0"/>
+          <c:tx>
+            <c:strRef>
+              <c:f>Sheet1!$B$1</c:f>
+              <c:strCache>
+                <c:ptCount val="1"/>
+                <c:pt idx="0">
+                  <c:v>재배면적 지수</c:v>
+                </c:pt>
+              </c:strCache>
+            </c:strRef>
+          </c:tx>
+          <c:spPr>
+            <a:ln w="19050">
+              <a:solidFill>
+                <a:srgbClr val="2E5C8A"/>
+              </a:solidFill>
+            </a:ln>
+          </c:spPr>
+          <c:marker>
+            <c:symbol val="circle"/>
+            <c:size val="4"/>
+            <c:spPr>
+              <a:solidFill>
+                <a:srgbClr val="2E5C8A"/>
+              </a:solidFill>
+              <a:ln>
+                <a:solidFill>
+                  <a:srgbClr val="2E5C8A"/>
+                </a:solidFill>
+              </a:ln>
+            </c:spPr>
+          </c:marker>
+          <c:cat>
+            <c:numRef>
+              <c:f>Sheet1!$A$2:$A$21</c:f>
+              <c:numCache>
+                <c:formatCode>General</c:formatCode>
+                <c:ptCount val="20"/>
+                <c:pt idx="0">
+                  <c:v>2005</c:v>
+                </c:pt>
+                <c:pt idx="1">
+                  <c:v>2006</c:v>
+                </c:pt>
+                <c:pt idx="2">
+                  <c:v>2007</c:v>
+                </c:pt>
+                <c:pt idx="3">
+                  <c:v>2008</c:v>
+                </c:pt>
+                <c:pt idx="4">
+                  <c:v>2009</c:v>
+                </c:pt>
+                <c:pt idx="5">
+                  <c:v>2010</c:v>
+                </c:pt>
+                <c:pt idx="6">
+                  <c:v>2011</c:v>
+                </c:pt>
+                <c:pt idx="7">
+                  <c:v>2012</c:v>
+                </c:pt>
+                <c:pt idx="8">
+                  <c:v>2013</c:v>
+                </c:pt>
+                <c:pt idx="9">
+                  <c:v>2014</c:v>
+                </c:pt>
+                <c:pt idx="10">
+                  <c:v>2015</c:v>
+                </c:pt>
+                <c:pt idx="11">
+                  <c:v>2016</c:v>
+                </c:pt>
+                <c:pt idx="12">
+                  <c:v>2017</c:v>
+                </c:pt>
+                <c:pt idx="13">
+                  <c:v>2018</c:v>
+                </c:pt>
+                <c:pt idx="14">
+                  <c:v>2019</c:v>
+                </c:pt>
+                <c:pt idx="15">
+                  <c:v>2020</c:v>
+                </c:pt>
+                <c:pt idx="16">
+                  <c:v>2021</c:v>
+                </c:pt>
+                <c:pt idx="17">
+                  <c:v>2022</c:v>
+                </c:pt>
+                <c:pt idx="18">
+                  <c:v>2023</c:v>
+                </c:pt>
+                <c:pt idx="19">
+                  <c:v>2024</c:v>
+                </c:pt>
+              </c:numCache>
+            </c:numRef>
+          </c:cat>
+          <c:val>
+            <c:numRef>
+              <c:f>Sheet1!$B$2:$B$21</c:f>
+              <c:numCache>
+                <c:formatCode>General</c:formatCode>
+                <c:ptCount val="20"/>
+                <c:pt idx="0">
+                  <c:v>100.0</c:v>
+                </c:pt>
+                <c:pt idx="1">
+                  <c:v>73.2</c:v>
+                </c:pt>
+                <c:pt idx="2">
+                  <c:v>62.4</c:v>
+                </c:pt>
+                <c:pt idx="3">
+                  <c:v>62.8</c:v>
+                </c:pt>
+                <c:pt idx="4">
+                  <c:v>65.4</c:v>
+                </c:pt>
+                <c:pt idx="5">
+                  <c:v>76.1</c:v>
+                </c:pt>
+                <c:pt idx="6">
+                  <c:v>81.9</c:v>
+                </c:pt>
+                <c:pt idx="7">
+                  <c:v>76.2</c:v>
+                </c:pt>
+                <c:pt idx="8">
+                  <c:v>83.8</c:v>
+                </c:pt>
+                <c:pt idx="9">
+                  <c:v>65.6</c:v>
+                </c:pt>
+                <c:pt idx="10">
+                  <c:v>61.8</c:v>
+                </c:pt>
+                <c:pt idx="11">
+                  <c:v>67.2</c:v>
+                </c:pt>
+                <c:pt idx="12">
+                  <c:v>64.1</c:v>
+                </c:pt>
+                <c:pt idx="13">
+                  <c:v>71.5</c:v>
+                </c:pt>
+                <c:pt idx="14">
+                  <c:v>82.0</c:v>
+                </c:pt>
+                <c:pt idx="15">
+                  <c:v>72.1</c:v>
+                </c:pt>
+                <c:pt idx="16">
+                  <c:v>66.4</c:v>
+                </c:pt>
+                <c:pt idx="17">
+                  <c:v>61.4</c:v>
+                </c:pt>
+                <c:pt idx="18">
+                  <c:v>68.8</c:v>
+                </c:pt>
+                <c:pt idx="19">
+                  <c:v>73.2</c:v>
+                </c:pt>
+              </c:numCache>
+            </c:numRef>
+          </c:val>
+          <c:smooth val="0"/>
+        </c:ser>
+        <c:ser>
+          <c:idx val="1"/>
+          <c:order val="1"/>
+          <c:tx>
+            <c:strRef>
+              <c:f>Sheet1!$C$1</c:f>
+              <c:strCache>
+                <c:ptCount val="1"/>
+                <c:pt idx="0">
+                  <c:v>단수 지수</c:v>
+                </c:pt>
+              </c:strCache>
+            </c:strRef>
+          </c:tx>
+          <c:spPr>
+            <a:ln w="19050">
+              <a:solidFill>
+                <a:srgbClr val="C0504D"/>
+              </a:solidFill>
+            </a:ln>
+          </c:spPr>
+          <c:marker>
+            <c:symbol val="circle"/>
+            <c:size val="4"/>
+            <c:spPr>
+              <a:solidFill>
+                <a:srgbClr val="C0504D"/>
+              </a:solidFill>
+              <a:ln>
+                <a:solidFill>
+                  <a:srgbClr val="C0504D"/>
+                </a:solidFill>
+              </a:ln>
+            </c:spPr>
+          </c:marker>
+          <c:cat>
+            <c:numRef>
+              <c:f>Sheet1!$A$2:$A$21</c:f>
+              <c:numCache>
+                <c:formatCode>General</c:formatCode>
+                <c:ptCount val="20"/>
+                <c:pt idx="0">
+                  <c:v>2005</c:v>
+                </c:pt>
+                <c:pt idx="1">
+                  <c:v>2006</c:v>
+                </c:pt>
+                <c:pt idx="2">
+                  <c:v>2007</c:v>
+                </c:pt>
+                <c:pt idx="3">
+                  <c:v>2008</c:v>
+                </c:pt>
+                <c:pt idx="4">
+                  <c:v>2009</c:v>
+                </c:pt>
+                <c:pt idx="5">
+                  <c:v>2010</c:v>
+                </c:pt>
+                <c:pt idx="6">
+                  <c:v>2011</c:v>
+                </c:pt>
+                <c:pt idx="7">
+                  <c:v>2012</c:v>
+                </c:pt>
+                <c:pt idx="8">
+                  <c:v>2013</c:v>
+                </c:pt>
+                <c:pt idx="9">
+                  <c:v>2014</c:v>
+                </c:pt>
+                <c:pt idx="10">
+                  <c:v>2015</c:v>
+                </c:pt>
+                <c:pt idx="11">
+                  <c:v>2016</c:v>
+                </c:pt>
+                <c:pt idx="12">
+                  <c:v>2017</c:v>
+                </c:pt>
+                <c:pt idx="13">
+                  <c:v>2018</c:v>
+                </c:pt>
+                <c:pt idx="14">
+                  <c:v>2019</c:v>
+                </c:pt>
+                <c:pt idx="15">
+                  <c:v>2020</c:v>
+                </c:pt>
+                <c:pt idx="16">
+                  <c:v>2021</c:v>
+                </c:pt>
+                <c:pt idx="17">
+                  <c:v>2022</c:v>
+                </c:pt>
+                <c:pt idx="18">
+                  <c:v>2023</c:v>
+                </c:pt>
+                <c:pt idx="19">
+                  <c:v>2024</c:v>
+                </c:pt>
+              </c:numCache>
+            </c:numRef>
+          </c:cat>
+          <c:val>
+            <c:numRef>
+              <c:f>Sheet1!$C$2:$C$21</c:f>
+              <c:numCache>
+                <c:formatCode>General</c:formatCode>
+                <c:ptCount val="20"/>
+                <c:pt idx="0">
+                  <c:v>100.0</c:v>
+                </c:pt>
+                <c:pt idx="1">
+                  <c:v>96.4</c:v>
+                </c:pt>
+                <c:pt idx="2">
+                  <c:v>103.0</c:v>
+                </c:pt>
+                <c:pt idx="3">
+                  <c:v>107.7</c:v>
+                </c:pt>
+                <c:pt idx="4">
+                  <c:v>101.1</c:v>
+                </c:pt>
+                <c:pt idx="5">
+                  <c:v>90.6</c:v>
+                </c:pt>
+                <c:pt idx="6">
+                  <c:v>85.0</c:v>
+                </c:pt>
+                <c:pt idx="7">
+                  <c:v>89.2</c:v>
+                </c:pt>
+                <c:pt idx="8">
+                  <c:v>97.1</c:v>
+                </c:pt>
+                <c:pt idx="9">
+                  <c:v>100.7</c:v>
+                </c:pt>
+                <c:pt idx="10">
+                  <c:v>97.3</c:v>
+                </c:pt>
+                <c:pt idx="11">
+                  <c:v>92.5</c:v>
+                </c:pt>
+                <c:pt idx="12">
+                  <c:v>81.4</c:v>
+                </c:pt>
+                <c:pt idx="13">
+                  <c:v>85.7</c:v>
+                </c:pt>
+                <c:pt idx="14">
+                  <c:v>94.2</c:v>
+                </c:pt>
+                <c:pt idx="15">
+                  <c:v>85.8</c:v>
+                </c:pt>
+                <c:pt idx="16">
+                  <c:v>93.4</c:v>
+                </c:pt>
+                <c:pt idx="17">
+                  <c:v>87.6</c:v>
+                </c:pt>
+                <c:pt idx="18">
+                  <c:v>89.4</c:v>
+                </c:pt>
+                <c:pt idx="19">
+                  <c:v>90.6</c:v>
+                </c:pt>
+              </c:numCache>
+            </c:numRef>
+          </c:val>
+          <c:smooth val="0"/>
+        </c:ser>
+        <c:ser>
+          <c:idx val="2"/>
+          <c:order val="2"/>
+          <c:tx>
+            <c:strRef>
+              <c:f>Sheet1!$D$1</c:f>
+              <c:strCache>
+                <c:ptCount val="1"/>
+                <c:pt idx="0">
+                  <c:v>생산량 지수</c:v>
+                </c:pt>
+              </c:strCache>
+            </c:strRef>
+          </c:tx>
+          <c:spPr>
+            <a:ln w="19050">
+              <a:solidFill>
+                <a:srgbClr val="4F9A3A"/>
+              </a:solidFill>
+            </a:ln>
+          </c:spPr>
+          <c:marker>
+            <c:symbol val="circle"/>
+            <c:size val="4"/>
+            <c:spPr>
+              <a:solidFill>
+                <a:srgbClr val="4F9A3A"/>
+              </a:solidFill>
+              <a:ln>
+                <a:solidFill>
+                  <a:srgbClr val="4F9A3A"/>
+                </a:solidFill>
+              </a:ln>
+            </c:spPr>
+          </c:marker>
+          <c:cat>
+            <c:numRef>
+              <c:f>Sheet1!$A$2:$A$21</c:f>
+              <c:numCache>
+                <c:formatCode>General</c:formatCode>
+                <c:ptCount val="20"/>
+                <c:pt idx="0">
+                  <c:v>2005</c:v>
+                </c:pt>
+                <c:pt idx="1">
+                  <c:v>2006</c:v>
+                </c:pt>
+                <c:pt idx="2">
+                  <c:v>2007</c:v>
+                </c:pt>
+                <c:pt idx="3">
+                  <c:v>2008</c:v>
+                </c:pt>
+                <c:pt idx="4">
+                  <c:v>2009</c:v>
+                </c:pt>
+                <c:pt idx="5">
+                  <c:v>2010</c:v>
+                </c:pt>
+                <c:pt idx="6">
+                  <c:v>2011</c:v>
+                </c:pt>
+                <c:pt idx="7">
+                  <c:v>2012</c:v>
+                </c:pt>
+                <c:pt idx="8">
+                  <c:v>2013</c:v>
+                </c:pt>
+                <c:pt idx="9">
+                  <c:v>2014</c:v>
+                </c:pt>
+                <c:pt idx="10">
+                  <c:v>2015</c:v>
+                </c:pt>
+                <c:pt idx="11">
+                  <c:v>2016</c:v>
+                </c:pt>
+                <c:pt idx="12">
+                  <c:v>2017</c:v>
+                </c:pt>
+                <c:pt idx="13">
+                  <c:v>2018</c:v>
+                </c:pt>
+                <c:pt idx="14">
+                  <c:v>2019</c:v>
+                </c:pt>
+                <c:pt idx="15">
+                  <c:v>2020</c:v>
+                </c:pt>
+                <c:pt idx="16">
+                  <c:v>2021</c:v>
+                </c:pt>
+                <c:pt idx="17">
+                  <c:v>2022</c:v>
+                </c:pt>
+                <c:pt idx="18">
+                  <c:v>2023</c:v>
+                </c:pt>
+                <c:pt idx="19">
+                  <c:v>2024</c:v>
+                </c:pt>
+              </c:numCache>
+            </c:numRef>
+          </c:cat>
+          <c:val>
+            <c:numRef>
+              <c:f>Sheet1!$D$2:$D$21</c:f>
+              <c:numCache>
+                <c:formatCode>General</c:formatCode>
+                <c:ptCount val="20"/>
+                <c:pt idx="0">
+                  <c:v>100.0</c:v>
+                </c:pt>
+                <c:pt idx="1">
+                  <c:v>70.6</c:v>
+                </c:pt>
+                <c:pt idx="2">
+                  <c:v>64.2</c:v>
+                </c:pt>
+                <c:pt idx="3">
+                  <c:v>67.6</c:v>
+                </c:pt>
+                <c:pt idx="4">
+                  <c:v>66.1</c:v>
+                </c:pt>
+                <c:pt idx="5">
+                  <c:v>69.0</c:v>
+                </c:pt>
+                <c:pt idx="6">
+                  <c:v>69.6</c:v>
+                </c:pt>
+                <c:pt idx="7">
+                  <c:v>67.9</c:v>
+                </c:pt>
+                <c:pt idx="8">
+                  <c:v>81.3</c:v>
+                </c:pt>
+                <c:pt idx="9">
+                  <c:v>66.0</c:v>
+                </c:pt>
+                <c:pt idx="10">
+                  <c:v>60.1</c:v>
+                </c:pt>
+                <c:pt idx="11">
+                  <c:v>62.1</c:v>
+                </c:pt>
+                <c:pt idx="12">
+                  <c:v>52.2</c:v>
+                </c:pt>
+                <c:pt idx="13">
+                  <c:v>61.3</c:v>
+                </c:pt>
+                <c:pt idx="14">
+                  <c:v>77.2</c:v>
+                </c:pt>
+                <c:pt idx="15">
+                  <c:v>61.9</c:v>
+                </c:pt>
+                <c:pt idx="16">
+                  <c:v>62.1</c:v>
+                </c:pt>
+                <c:pt idx="17">
+                  <c:v>53.7</c:v>
+                </c:pt>
+                <c:pt idx="18">
+                  <c:v>61.5</c:v>
+                </c:pt>
+                <c:pt idx="19">
+                  <c:v>66.3</c:v>
+                </c:pt>
+              </c:numCache>
+            </c:numRef>
+          </c:val>
+          <c:smooth val="0"/>
+        </c:ser>
+        <c:marker val="1"/>
+        <c:axId val="50010001"/>
+        <c:axId val="50010002"/>
+      </c:lineChart>
+      <c:catAx>
+        <c:axId val="50010001"/>
+        <c:scaling>
+          <c:orientation val="minMax"/>
+        </c:scaling>
+        <c:delete val="0"/>
+        <c:axPos val="b"/>
+        <c:title>
+          <c:tx>
+            <c:rich>
+              <a:bodyPr/>
+              <a:lstStyle/>
+              <a:p>
+                <a:pPr>
+                  <a:defRPr sz="800" b="0"/>
+                </a:pPr>
+                <a:r>
+                  <a:rPr lang="ko-KR" sz="800" b="0">
+                    <a:latin typeface="맑은 고딕"/>
+                    <a:ea typeface="맑은 고딕"/>
+                  </a:rPr>
+                  <a:t>연도</a:t>
+                </a:r>
+              </a:p>
+            </c:rich>
+          </c:tx>
+          <c:overlay val="0"/>
+        </c:title>
+        <c:numFmt formatCode="General" sourceLinked="1"/>
+        <c:majorTickMark val="out"/>
+        <c:minorTickMark val="none"/>
+        <c:tickLblPos val="nextTo"/>
+        <c:txPr>
+          <a:bodyPr/>
+          <a:lstStyle/>
+          <a:p>
+            <a:pPr>
+              <a:defRPr sz="800">
+                <a:latin typeface="맑은 고딕"/>
+                <a:ea typeface="맑은 고딕"/>
+              </a:defRPr>
+            </a:pPr>
+            <a:endParaRPr lang="ko-KR"/>
+          </a:p>
+        </c:txPr>
+        <c:crossAx val="50010002"/>
+        <c:crosses val="autoZero"/>
+        <c:auto val="1"/>
+        <c:lblAlgn val="ctr"/>
+        <c:lblOffset val="100"/>
+        <c:noMultiLvlLbl val="0"/>
+      </c:catAx>
+      <c:valAx>
+        <c:axId val="50010002"/>
+        <c:scaling>
+          <c:orientation val="minMax"/>
+        </c:scaling>
+        <c:delete val="0"/>
+        <c:axPos val="l"/>
+        <c:majorGridlines>
+          <c:spPr>
+            <a:ln w="6350">
+              <a:solidFill>
+                <a:srgbClr val="D9D9D9"/>
+              </a:solidFill>
+            </a:ln>
+          </c:spPr>
+        </c:majorGridlines>
+        <c:title>
+          <c:tx>
+            <c:rich>
+              <a:bodyPr rot="-5400000" vert="horz"/>
+              <a:lstStyle/>
+              <a:p>
+                <a:pPr>
+                  <a:defRPr sz="800" b="0"/>
+                </a:pPr>
+                <a:r>
+                  <a:rPr lang="ko-KR" sz="800" b="0">
+                    <a:latin typeface="맑은 고딕"/>
+                    <a:ea typeface="맑은 고딕"/>
+                  </a:rPr>
+                  <a:t>지수(2005=100)</a:t>
+                </a:r>
+              </a:p>
+            </c:rich>
+          </c:tx>
+          <c:overlay val="0"/>
+        </c:title>
+        <c:numFmt formatCode="0" sourceLinked="0"/>
+        <c:majorTickMark val="out"/>
+        <c:minorTickMark val="none"/>
+        <c:tickLblPos val="nextTo"/>
+        <c:txPr>
+          <a:bodyPr/>
+          <a:lstStyle/>
+          <a:p>
+            <a:pPr>
+              <a:defRPr sz="800">
+                <a:latin typeface="맑은 고딕"/>
+                <a:ea typeface="맑은 고딕"/>
+              </a:defRPr>
+            </a:pPr>
+            <a:endParaRPr lang="ko-KR"/>
+          </a:p>
+        </c:txPr>
+        <c:crossAx val="50010001"/>
+        <c:crosses val="autoZero"/>
+        <c:crossBetween val="between"/>
+      </c:valAx>
+    </c:plotArea>
+    <c:legend>
+      <c:legendPos val="b"/>
+      <c:overlay val="0"/>
+      <c:txPr>
+        <a:bodyPr/>
+        <a:lstStyle/>
+        <a:p>
+          <a:pPr>
+            <a:defRPr sz="800">
+              <a:latin typeface="맑은 고딕"/>
+              <a:ea typeface="맑은 고딕"/>
+            </a:defRPr>
+          </a:pPr>
+          <a:endParaRPr lang="ko-KR"/>
+        </a:p>
+      </c:txPr>
+    </c:legend>
+    <c:plotVisOnly val="1"/>
+    <c:dispBlanksAs val="gap"/>
+  </c:chart>
+  <c:externalData r:id="rId1">
+    <c:autoUpdate val="0"/>
+  </c:externalData>
+</c:chartSpace>
+</file>
+
 <file path=word/theme/theme1.xml><?xml version="1.0" encoding="utf-8"?>
 <a:theme xmlns:a="http://schemas.openxmlformats.org/drawingml/2006/main" name="Office Theme">
   <a:themeElements>
